--- a/sablony/BARVA kratky popis en.docx
+++ b/sablony/BARVA kratky popis en.docx
@@ -4,301 +4,403 @@
   <w:body>
     <w:p>
       <w:pPr>
-        <w:pStyle w:val="Text"/>
-      </w:pPr>
-      <w:r>
-        <w:rPr>
-          <w:rtl w:val="0"/>
-        </w:rPr>
-        <w:t>&lt;!-- ===================== SHORT PRODUCT DESCRIPTION (COMPACT) ===================== --&gt;</w:t>
-      </w:r>
-    </w:p>
-    <w:p>
-      <w:pPr>
-        <w:pStyle w:val="Text"/>
-      </w:pPr>
-      <w:r>
-        <w:rPr>
-          <w:rtl w:val="0"/>
+        <w:pStyle w:val="Text A"/>
+        <w:spacing w:before="240" w:after="240"/>
+      </w:pPr>
+      <w:r>
+        <w:rPr>
+          <w:rtl w:val="0"/>
+          <w:lang w:val="en-US"/>
+        </w:rPr>
+        <w:t>&lt;!-- ===================== KR</w:t>
+      </w:r>
+      <w:r>
+        <w:rPr>
+          <w:rtl w:val="0"/>
+          <w:lang w:val="en-US"/>
+        </w:rPr>
+        <w:t>Á</w:t>
+      </w:r>
+      <w:r>
+        <w:rPr>
+          <w:rtl w:val="0"/>
+          <w:lang w:val="en-US"/>
+        </w:rPr>
+        <w:t>TK</w:t>
+      </w:r>
+      <w:r>
+        <w:rPr>
+          <w:rtl w:val="0"/>
+          <w:lang w:val="en-US"/>
+        </w:rPr>
+        <w:t xml:space="preserve">Ý </w:t>
+      </w:r>
+      <w:r>
+        <w:rPr>
+          <w:rtl w:val="0"/>
+          <w:lang w:val="en-US"/>
+        </w:rPr>
+        <w:t>POPIS PRODUKTU (ZKR</w:t>
+      </w:r>
+      <w:r>
+        <w:rPr>
+          <w:rtl w:val="0"/>
+          <w:lang w:val="en-US"/>
+        </w:rPr>
+        <w:t>Á</w:t>
+      </w:r>
+      <w:r>
+        <w:rPr>
+          <w:rtl w:val="0"/>
+          <w:lang w:val="de-DE"/>
+        </w:rPr>
+        <w:t>CEN</w:t>
+      </w:r>
+      <w:r>
+        <w:rPr>
+          <w:rtl w:val="0"/>
+          <w:lang w:val="en-US"/>
+        </w:rPr>
+        <w:t>Ý</w:t>
+      </w:r>
+      <w:r>
+        <w:rPr>
+          <w:rtl w:val="0"/>
+          <w:lang w:val="en-US"/>
+        </w:rPr>
+        <w:t>) ===================== --&gt;</w:t>
+      </w:r>
+    </w:p>
+    <w:p>
+      <w:pPr>
+        <w:pStyle w:val="Text A"/>
+        <w:spacing w:before="240" w:after="240"/>
+      </w:pPr>
+      <w:r>
+        <w:rPr>
+          <w:rtl w:val="0"/>
+          <w:lang w:val="en-US"/>
         </w:rPr>
         <w:t>&lt;style&gt;&lt;!--</w:t>
       </w:r>
     </w:p>
     <w:p>
       <w:pPr>
-        <w:pStyle w:val="Text"/>
-      </w:pPr>
-      <w:r>
-        <w:rPr>
-          <w:rtl w:val="0"/>
+        <w:pStyle w:val="Text A"/>
+        <w:spacing w:before="240" w:after="240"/>
+      </w:pPr>
+      <w:r>
+        <w:rPr>
+          <w:rtl w:val="0"/>
+          <w:lang w:val="en-US"/>
         </w:rPr>
         <w:t>.product-desc {</w:t>
       </w:r>
     </w:p>
     <w:p>
       <w:pPr>
-        <w:pStyle w:val="Text"/>
-      </w:pPr>
-      <w:r>
-        <w:rPr>
-          <w:rtl w:val="0"/>
+        <w:pStyle w:val="Text A"/>
+        <w:spacing w:before="240" w:after="240"/>
+        <w:rPr>
           <w:lang w:val="nl-NL"/>
         </w:rPr>
+      </w:pPr>
+      <w:r>
+        <w:rPr>
+          <w:rtl w:val="0"/>
+          <w:lang w:val="nl-NL"/>
+        </w:rPr>
         <w:t xml:space="preserve">  font-family: 'Inter', 'Helvetica Neue', sans-serif;</w:t>
       </w:r>
     </w:p>
     <w:p>
       <w:pPr>
-        <w:pStyle w:val="Text"/>
-      </w:pPr>
-      <w:r>
-        <w:rPr>
-          <w:rtl w:val="0"/>
+        <w:pStyle w:val="Text A"/>
+        <w:spacing w:before="240" w:after="240"/>
+      </w:pPr>
+      <w:r>
+        <w:rPr>
+          <w:rtl w:val="0"/>
+          <w:lang w:val="en-US"/>
         </w:rPr>
         <w:t xml:space="preserve">  color: #333;</w:t>
       </w:r>
     </w:p>
     <w:p>
       <w:pPr>
-        <w:pStyle w:val="Text"/>
-      </w:pPr>
-      <w:r>
-        <w:rPr>
-          <w:rtl w:val="0"/>
+        <w:pStyle w:val="Text A"/>
+        <w:spacing w:before="240" w:after="240"/>
+      </w:pPr>
+      <w:r>
+        <w:rPr>
+          <w:rtl w:val="0"/>
+          <w:lang w:val="en-US"/>
         </w:rPr>
         <w:t xml:space="preserve">  font-size: 15px;</w:t>
       </w:r>
     </w:p>
     <w:p>
       <w:pPr>
-        <w:pStyle w:val="Text"/>
-      </w:pPr>
-      <w:r>
-        <w:rPr>
-          <w:rtl w:val="0"/>
+        <w:pStyle w:val="Text A"/>
+        <w:spacing w:before="240" w:after="240"/>
+      </w:pPr>
+      <w:r>
+        <w:rPr>
+          <w:rtl w:val="0"/>
+          <w:lang w:val="en-US"/>
         </w:rPr>
         <w:t xml:space="preserve">  line-height: 1.5;</w:t>
       </w:r>
     </w:p>
     <w:p>
       <w:pPr>
-        <w:pStyle w:val="Text"/>
-      </w:pPr>
-      <w:r>
-        <w:rPr>
-          <w:rtl w:val="0"/>
+        <w:pStyle w:val="Text A"/>
+        <w:spacing w:before="240" w:after="240"/>
+      </w:pPr>
+      <w:r>
+        <w:rPr>
+          <w:rtl w:val="0"/>
+          <w:lang w:val="en-US"/>
         </w:rPr>
         <w:t xml:space="preserve">  background: #fff;</w:t>
       </w:r>
     </w:p>
     <w:p>
       <w:pPr>
-        <w:pStyle w:val="Text"/>
-      </w:pPr>
-      <w:r>
-        <w:rPr>
-          <w:rtl w:val="0"/>
+        <w:pStyle w:val="Text A"/>
+        <w:spacing w:before="240" w:after="240"/>
+      </w:pPr>
+      <w:r>
+        <w:rPr>
+          <w:rtl w:val="0"/>
+          <w:lang w:val="en-US"/>
         </w:rPr>
         <w:t xml:space="preserve">  border-left: 4px solid #ffffff;</w:t>
       </w:r>
     </w:p>
     <w:p>
       <w:pPr>
-        <w:pStyle w:val="Text"/>
-      </w:pPr>
-      <w:r>
-        <w:rPr>
-          <w:rtl w:val="0"/>
+        <w:pStyle w:val="Text A"/>
+        <w:spacing w:before="240" w:after="240"/>
+      </w:pPr>
+      <w:r>
+        <w:rPr>
+          <w:rtl w:val="0"/>
+          <w:lang w:val="en-US"/>
         </w:rPr>
         <w:t xml:space="preserve">  padding: 14px 18px;</w:t>
       </w:r>
     </w:p>
     <w:p>
       <w:pPr>
-        <w:pStyle w:val="Text"/>
-      </w:pPr>
-      <w:r>
-        <w:rPr>
-          <w:rtl w:val="0"/>
+        <w:pStyle w:val="Text A"/>
+        <w:spacing w:before="240" w:after="240"/>
+        <w:rPr>
           <w:lang w:val="de-DE"/>
         </w:rPr>
+      </w:pPr>
+      <w:r>
+        <w:rPr>
+          <w:rtl w:val="0"/>
+          <w:lang w:val="de-DE"/>
+        </w:rPr>
         <w:t xml:space="preserve">  border-radius: 10px;</w:t>
       </w:r>
     </w:p>
     <w:p>
       <w:pPr>
-        <w:pStyle w:val="Text"/>
-      </w:pPr>
-      <w:r>
-        <w:rPr>
-          <w:rtl w:val="0"/>
+        <w:pStyle w:val="Text A"/>
+        <w:spacing w:before="240" w:after="240"/>
+      </w:pPr>
+      <w:r>
+        <w:rPr>
+          <w:rtl w:val="0"/>
+          <w:lang w:val="en-US"/>
         </w:rPr>
         <w:t xml:space="preserve">  box-shadow: 0 2px 6px rgba(0,0,0,0.05);</w:t>
       </w:r>
     </w:p>
     <w:p>
       <w:pPr>
-        <w:pStyle w:val="Text"/>
-      </w:pPr>
-      <w:r>
-        <w:rPr>
-          <w:rtl w:val="0"/>
+        <w:pStyle w:val="Text A"/>
+        <w:spacing w:before="240" w:after="240"/>
+      </w:pPr>
+      <w:r>
+        <w:rPr>
+          <w:rtl w:val="0"/>
+          <w:lang w:val="en-US"/>
         </w:rPr>
         <w:t>}</w:t>
       </w:r>
     </w:p>
     <w:p>
       <w:pPr>
-        <w:pStyle w:val="Text"/>
-      </w:pPr>
-      <w:r>
-        <w:rPr>
-          <w:rtl w:val="0"/>
+        <w:pStyle w:val="Text A"/>
+        <w:spacing w:before="240" w:after="240"/>
+      </w:pPr>
+      <w:r>
+        <w:rPr>
+          <w:rtl w:val="0"/>
+          <w:lang w:val="en-US"/>
         </w:rPr>
         <w:t>.product-desc p {</w:t>
       </w:r>
     </w:p>
     <w:p>
       <w:pPr>
-        <w:pStyle w:val="Text"/>
-      </w:pPr>
-      <w:r>
-        <w:rPr>
-          <w:rtl w:val="0"/>
+        <w:pStyle w:val="Text A"/>
+        <w:spacing w:before="240" w:after="240"/>
+      </w:pPr>
+      <w:r>
+        <w:rPr>
+          <w:rtl w:val="0"/>
+          <w:lang w:val="en-US"/>
         </w:rPr>
         <w:t xml:space="preserve">  margin: 6px 0;</w:t>
       </w:r>
     </w:p>
     <w:p>
       <w:pPr>
-        <w:pStyle w:val="Text"/>
-      </w:pPr>
-      <w:r>
-        <w:rPr>
-          <w:rtl w:val="0"/>
+        <w:pStyle w:val="Text A"/>
+        <w:spacing w:before="240" w:after="240"/>
+      </w:pPr>
+      <w:r>
+        <w:rPr>
+          <w:rtl w:val="0"/>
+          <w:lang w:val="en-US"/>
         </w:rPr>
         <w:t xml:space="preserve">  text-align: justify;</w:t>
       </w:r>
     </w:p>
     <w:p>
       <w:pPr>
-        <w:pStyle w:val="Text"/>
-      </w:pPr>
-      <w:r>
-        <w:rPr>
-          <w:rtl w:val="0"/>
+        <w:pStyle w:val="Text A"/>
+        <w:spacing w:before="240" w:after="240"/>
+      </w:pPr>
+      <w:r>
+        <w:rPr>
+          <w:rtl w:val="0"/>
+          <w:lang w:val="en-US"/>
         </w:rPr>
         <w:t>}</w:t>
       </w:r>
     </w:p>
     <w:p>
       <w:pPr>
-        <w:pStyle w:val="Text"/>
-      </w:pPr>
-      <w:r>
-        <w:rPr>
-          <w:rtl w:val="0"/>
+        <w:pStyle w:val="Text A"/>
+        <w:spacing w:before="240" w:after="240"/>
+      </w:pPr>
+      <w:r>
+        <w:rPr>
+          <w:rtl w:val="0"/>
+          <w:lang w:val="en-US"/>
         </w:rPr>
         <w:t>.product-desc strong { color: #004466; }</w:t>
       </w:r>
     </w:p>
     <w:p>
       <w:pPr>
-        <w:pStyle w:val="Text"/>
-      </w:pPr>
-      <w:r>
-        <w:rPr>
-          <w:rtl w:val="0"/>
+        <w:pStyle w:val="Text A"/>
+        <w:spacing w:before="240" w:after="240"/>
+        <w:rPr>
           <w:lang w:val="pt-PT"/>
         </w:rPr>
+      </w:pPr>
+      <w:r>
+        <w:rPr>
+          <w:rtl w:val="0"/>
+          <w:lang w:val="pt-PT"/>
+        </w:rPr>
         <w:t>.product-desc em { color: #666; }</w:t>
       </w:r>
     </w:p>
     <w:p>
       <w:pPr>
-        <w:pStyle w:val="Text"/>
-      </w:pPr>
-      <w:r>
-        <w:rPr>
-          <w:rtl w:val="0"/>
+        <w:pStyle w:val="Text A"/>
+        <w:spacing w:before="240" w:after="240"/>
+      </w:pPr>
+      <w:r>
+        <w:rPr>
+          <w:rtl w:val="0"/>
+          <w:lang w:val="en-US"/>
         </w:rPr>
         <w:t>--&gt;&lt;/style&gt;</w:t>
       </w:r>
     </w:p>
     <w:p>
       <w:pPr>
-        <w:pStyle w:val="Text"/>
-      </w:pPr>
-      <w:r>
-        <w:rPr>
-          <w:rtl w:val="0"/>
+        <w:pStyle w:val="Text A"/>
+        <w:spacing w:before="240" w:after="240"/>
+      </w:pPr>
+      <w:r>
+        <w:rPr>
+          <w:rtl w:val="0"/>
+          <w:lang w:val="en-US"/>
         </w:rPr>
         <w:t>&lt;div class="product-desc"&gt;</w:t>
       </w:r>
     </w:p>
     <w:p>
       <w:pPr>
-        <w:pStyle w:val="Text"/>
-      </w:pPr>
-      <w:r>
-        <w:rPr>
-          <w:rtl w:val="0"/>
-        </w:rPr>
-        <w:t xml:space="preserve">&lt;p&gt;&lt;strong&gt;{nazev_produktu}&lt;/strong&gt; is a {typ_produktu} suitable for &lt;em&gt;{doporucene_pouziti}&lt;/em&gt;. It offers {hlavni_vlastnosti} </w:t>
-      </w:r>
-      <w:r>
-        <w:rPr>
-          <w:rtl w:val="0"/>
-        </w:rPr>
-        <w:t xml:space="preserve">– </w:t>
-      </w:r>
-      <w:r>
-        <w:rPr>
-          <w:rtl w:val="0"/>
-        </w:rPr>
-        <w:t>ideal for {konkretni_aplikace}.&lt;/p&gt;</w:t>
-      </w:r>
-    </w:p>
-    <w:p>
-      <w:pPr>
-        <w:pStyle w:val="Text"/>
-      </w:pPr>
-      <w:r>
-        <w:rPr>
-          <w:rtl w:val="0"/>
-        </w:rPr>
-        <w:t>&lt;p&gt;&lt;strong&gt;Why choose it?&lt;/strong&gt; {strucne_vyhody_a_prinos_pro_zakaznika}&lt;/p&gt;</w:t>
-      </w:r>
-    </w:p>
-    <w:p>
-      <w:pPr>
-        <w:pStyle w:val="Text"/>
-      </w:pPr>
-      <w:r>
-        <w:rPr>
-          <w:rtl w:val="0"/>
+        <w:pStyle w:val="Text A"/>
+        <w:spacing w:before="240" w:after="240"/>
+      </w:pPr>
+      <w:r>
+        <w:rPr>
+          <w:rtl w:val="0"/>
+          <w:lang w:val="en-US"/>
+        </w:rPr>
+        <w:t>&lt;p&gt;&lt;strong&gt;{nazev_produktu}&lt;/strong&gt; {strucny_popis_produktu}.&lt;/p&gt;</w:t>
+      </w:r>
+    </w:p>
+    <w:p>
+      <w:pPr>
+        <w:pStyle w:val="Text A"/>
+        <w:spacing w:before="240" w:after="240"/>
+      </w:pPr>
+      <w:r>
+        <w:rPr>
+          <w:rtl w:val="0"/>
+          <w:lang w:val="en-US"/>
+        </w:rPr>
+        <w:t>&lt;p&gt;&lt;strong&gt;Why choose it?&lt;/strong&gt; {strucne_vyhody_a_prinos_pro_zakaznika}.&lt;/p&gt;</w:t>
+      </w:r>
+    </w:p>
+    <w:p>
+      <w:pPr>
+        <w:pStyle w:val="Text A"/>
+        <w:spacing w:before="240" w:after="240"/>
+      </w:pPr>
+      <w:r>
+        <w:rPr>
+          <w:rtl w:val="0"/>
+          <w:lang w:val="en-US"/>
         </w:rPr>
         <w:t>&lt;p&gt;&lt;strong&gt;Combination:&lt;/strong&gt; {doporucene_kombinace}.&lt;/p&gt;</w:t>
       </w:r>
     </w:p>
     <w:p>
       <w:pPr>
-        <w:pStyle w:val="Text"/>
-      </w:pPr>
-      <w:r>
-        <w:rPr>
-          <w:rtl w:val="0"/>
+        <w:pStyle w:val="Text A"/>
+        <w:spacing w:before="240" w:after="240"/>
+      </w:pPr>
+      <w:r>
+        <w:rPr>
+          <w:rtl w:val="0"/>
+          <w:lang w:val="en-US"/>
         </w:rPr>
         <w:t>&lt;p&gt;&lt;strong&gt;Tip:&lt;/strong&gt; {prakticky_tip}.&lt;/p&gt;</w:t>
       </w:r>
     </w:p>
     <w:p>
       <w:pPr>
-        <w:pStyle w:val="Text"/>
-      </w:pPr>
-      <w:r>
-        <w:rPr>
-          <w:rtl w:val="0"/>
+        <w:pStyle w:val="Text A"/>
+        <w:spacing w:before="240" w:after="240"/>
+      </w:pPr>
+      <w:r>
+        <w:rPr>
+          <w:rtl w:val="0"/>
+          <w:lang w:val="en-US"/>
         </w:rPr>
         <w:t>&lt;/div&gt;</w:t>
       </w:r>
@@ -495,9 +597,9 @@
       </w14:textFill>
     </w:rPr>
   </w:style>
-  <w:style w:type="paragraph" w:styleId="Text">
-    <w:name w:val="Text"/>
-    <w:next w:val="Text"/>
+  <w:style w:type="paragraph" w:styleId="Text A">
+    <w:name w:val="Text A"/>
+    <w:next w:val="Text A"/>
     <w:pPr>
       <w:keepNext w:val="0"/>
       <w:keepLines w:val="0"/>
@@ -532,8 +634,9 @@
       <w:shd w:val="nil" w:color="auto" w:fill="auto"/>
       <w:vertAlign w:val="baseline"/>
       <w:lang w:val="en-US"/>
-      <w14:textOutline>
+      <w14:textOutline w14:w="12700" w14:cap="flat">
         <w14:noFill/>
+        <w14:miter w14:lim="400000"/>
       </w14:textOutline>
       <w14:textFill>
         <w14:solidFill>
@@ -690,9 +793,9 @@
         </a:effectStyle>
         <a:effectStyle>
           <a:effectLst>
-            <a:outerShdw sx="100000" sy="100000" kx="0" ky="0" algn="b" rotWithShape="0" blurRad="38100" dist="20000" dir="5400000">
+            <a:outerShdw sx="100000" sy="100000" kx="0" ky="0" algn="b" rotWithShape="0" blurRad="38100" dist="23000" dir="5400000">
               <a:srgbClr val="000000">
-                <a:alpha val="38000"/>
+                <a:alpha val="35000"/>
               </a:srgbClr>
             </a:outerShdw>
           </a:effectLst>
@@ -772,7 +875,7 @@
         </a:effectLst>
         <a:sp3d/>
       </a:spPr>
-      <a:bodyPr rot="0" spcFirstLastPara="1" vertOverflow="overflow" horzOverflow="overflow" vert="horz" wrap="square" lIns="45719" tIns="45719" rIns="45719" bIns="45719" numCol="1" spcCol="38100" rtlCol="0" anchor="ctr" upright="0">
+      <a:bodyPr rot="0" spcFirstLastPara="1" vertOverflow="overflow" horzOverflow="overflow" vert="horz" wrap="square" lIns="45718" tIns="45718" rIns="45718" bIns="45718" numCol="1" spcCol="38100" rtlCol="0" anchor="ctr" upright="0">
         <a:spAutoFit/>
       </a:bodyPr>
       <a:lstStyle>
@@ -800,10 +903,10 @@
             </a:solidFill>
             <a:effectLst/>
             <a:uFillTx/>
-            <a:latin typeface="Cambria"/>
-            <a:ea typeface="Cambria"/>
-            <a:cs typeface="Cambria"/>
-            <a:sym typeface="Cambria"/>
+            <a:latin typeface="+mn-lt"/>
+            <a:ea typeface="+mn-ea"/>
+            <a:cs typeface="+mn-cs"/>
+            <a:sym typeface="Helvetica Neue"/>
           </a:defRPr>
         </a:defPPr>
         <a:lvl1pPr marL="0" marR="0" indent="0" algn="l" defTabSz="914400" rtl="0" fontAlgn="auto" latinLnBrk="1" hangingPunct="0">
@@ -1059,9 +1162,9 @@
           <a:round/>
         </a:ln>
         <a:effectLst>
-          <a:outerShdw sx="100000" sy="100000" kx="0" ky="0" algn="b" rotWithShape="0" blurRad="38100" dist="20000" dir="5400000">
+          <a:outerShdw sx="100000" sy="100000" kx="0" ky="0" algn="b" rotWithShape="0" blurRad="38100" dist="23000" dir="5400000">
             <a:srgbClr val="000000">
-              <a:alpha val="38000"/>
+              <a:alpha val="35000"/>
             </a:srgbClr>
           </a:outerShdw>
         </a:effectLst>
@@ -1349,7 +1452,7 @@
         <a:effectLst/>
         <a:sp3d/>
       </a:spPr>
-      <a:bodyPr rot="0" spcFirstLastPara="1" vertOverflow="overflow" horzOverflow="overflow" vert="horz" wrap="square" lIns="45719" tIns="45719" rIns="45719" bIns="45719" numCol="1" spcCol="38100" rtlCol="0" anchor="t" upright="0">
+      <a:bodyPr rot="0" spcFirstLastPara="1" vertOverflow="overflow" horzOverflow="overflow" vert="horz" wrap="square" lIns="45718" tIns="45718" rIns="45718" bIns="45718" numCol="1" spcCol="38100" rtlCol="0" anchor="t" upright="0">
         <a:spAutoFit/>
       </a:bodyPr>
       <a:lstStyle>
@@ -1377,10 +1480,10 @@
             </a:solidFill>
             <a:effectLst/>
             <a:uFillTx/>
-            <a:latin typeface="Cambria"/>
-            <a:ea typeface="Cambria"/>
-            <a:cs typeface="Cambria"/>
-            <a:sym typeface="Cambria"/>
+            <a:latin typeface="+mn-lt"/>
+            <a:ea typeface="+mn-ea"/>
+            <a:cs typeface="+mn-cs"/>
+            <a:sym typeface="Helvetica Neue"/>
           </a:defRPr>
         </a:defPPr>
         <a:lvl1pPr marL="0" marR="0" indent="0" algn="l" defTabSz="914400" rtl="0" fontAlgn="auto" latinLnBrk="1" hangingPunct="0">
